--- a/spiegazione_progetto.docx
+++ b/spiegazione_progetto.docx
@@ -5139,7 +5139,7 @@
           <w:sz w:val="36"/>
           <w:szCs w:val="36"/>
         </w:rPr>
-        <w:t xml:space="preserve">8. Come si collega SUMO</w:t>
+        <w:t xml:space="preserve">8. Validazione del piano e risultati</w:t>
       </w:r>
     </w:p>
     <w:p>
@@ -5152,7 +5152,24 @@
           <w:sz w:val="22"/>
           <w:szCs w:val="22"/>
         </w:rPr>
-        <w:t xml:space="preserve">Il professore ha menzionato SUMO (Simulation of Urban MObility) come strumento complementare. SUMO e` il simulatore di traffico open-source piu` usato al mondo.</w:t>
+        <w:t xml:space="preserve">Dopo aver trovato il piano con ENHSP, abbiamo validato il modello PDDL+ confrontando il tempo stimato dal planner con il tempo reale di percorrenza calcolato sulla rete stradale OSM.</w:t>
+      </w:r>
+    </w:p>
+    <w:p>
+      <w:pPr>
+        <w:pStyle w:val="Heading2"/>
+        <w:spacing w:after="120" w:before="280"/>
+      </w:pPr>
+      <w:r>
+        <w:rPr>
+          <w:rFonts w:ascii="Arial" w:cs="Arial" w:eastAsia="Arial" w:hAnsi="Arial"/>
+          <w:b/>
+          <w:bCs/>
+          <w:color w:val="2E75B6"/>
+          <w:sz w:val="28"/>
+          <w:szCs w:val="28"/>
+        </w:rPr>
+        <w:t xml:space="preserve">Metodo di validazione: OSMnx + velocita` reali</w:t>
       </w:r>
     </w:p>
     <w:p>
@@ -5165,7 +5182,7 @@
           <w:sz w:val="22"/>
           <w:szCs w:val="22"/>
         </w:rPr>
-        <w:t xml:space="preserve">Il collegamento con il nostro lavoro e` questo:</w:t>
+        <w:t xml:space="preserve">Abbiamo usato la stessa rete OSMnx del modello PDDL+ per calcolare il tempo reale del percorso trovato da ENHSP. Per ogni arco del piano usiamo:</w:t>
       </w:r>
     </w:p>
     <w:p>
@@ -5180,20 +5197,10 @@
       <w:r>
         <w:rPr>
           <w:rFonts w:ascii="Arial" w:cs="Arial" w:eastAsia="Arial" w:hAnsi="Arial"/>
-          <w:b/>
-          <w:bCs/>
-          <w:sz w:val="22"/>
-          <w:szCs w:val="22"/>
-        </w:rPr>
-        <w:t xml:space="preserve">Noi (PDDL+): </w:t>
-      </w:r>
-      <w:r>
-        <w:rPr>
-          <w:rFonts w:ascii="Arial" w:cs="Arial" w:eastAsia="Arial" w:hAnsi="Arial"/>
-          <w:sz w:val="22"/>
-          <w:szCs w:val="22"/>
-        </w:rPr>
-        <w:t xml:space="preserve">troviamo il piano ottimale = la sequenza di strade da percorrere</w:t>
+          <w:sz w:val="22"/>
+          <w:szCs w:val="22"/>
+        </w:rPr>
+        <w:t xml:space="preserve">La distanza reale dell'arco (in metri, da OSM)</w:t>
       </w:r>
     </w:p>
     <w:p>
@@ -5208,20 +5215,66 @@
       <w:r>
         <w:rPr>
           <w:rFonts w:ascii="Arial" w:cs="Arial" w:eastAsia="Arial" w:hAnsi="Arial"/>
+          <w:sz w:val="22"/>
+          <w:szCs w:val="22"/>
+        </w:rPr>
+        <w:t xml:space="preserve">Il limite di velocita` reale (tag maxspeed di OSM, con default per tipo di strada)</w:t>
+      </w:r>
+    </w:p>
+    <w:p>
+      <w:pPr>
+        <w:pStyle w:val="ListParagraph"/>
+        <w:numPr>
+          <w:ilvl w:val="0"/>
+          <w:numId w:val="2"/>
+        </w:numPr>
+        <w:spacing w:after="60" w:before="60"/>
+      </w:pPr>
+      <w:r>
+        <w:rPr>
+          <w:rFonts w:ascii="Arial" w:cs="Arial" w:eastAsia="Arial" w:hAnsi="Arial"/>
+          <w:sz w:val="22"/>
+          <w:szCs w:val="22"/>
+        </w:rPr>
+        <w:t xml:space="preserve">Formula: tempo = distanza / velocita`</w:t>
+      </w:r>
+    </w:p>
+    <w:p>
+      <w:pPr>
+        <w:spacing w:after="120" w:before="0"/>
+      </w:pPr>
+      <w:r>
+        <w:t xml:space="preserve"/>
+      </w:r>
+    </w:p>
+    <w:p>
+      <w:pPr>
+        <w:spacing w:after="120" w:before="80"/>
+      </w:pPr>
+      <w:r>
+        <w:rPr>
+          <w:rFonts w:ascii="Arial" w:cs="Arial" w:eastAsia="Arial" w:hAnsi="Arial"/>
+          <w:sz w:val="22"/>
+          <w:szCs w:val="22"/>
+        </w:rPr>
+        <w:t xml:space="preserve">Questo e` un confronto diretto e onesto: entrambi i metodi (PDDL+ ed OSMnx) usano la stessa rete e gli stessi dati di velocita`, ma PDDL+ approssima la velocita` come costante per ogni arco mentre OSMnx usa le distanze reali dell'intera geometria stradale.</w:t>
+      </w:r>
+    </w:p>
+    <w:p>
+      <w:pPr>
+        <w:pStyle w:val="Heading2"/>
+        <w:spacing w:after="120" w:before="280"/>
+      </w:pPr>
+      <w:r>
+        <w:rPr>
+          <w:rFonts w:ascii="Arial" w:cs="Arial" w:eastAsia="Arial" w:hAnsi="Arial"/>
           <w:b/>
           <w:bCs/>
-          <w:sz w:val="22"/>
-          <w:szCs w:val="22"/>
-        </w:rPr>
-        <w:t xml:space="preserve">SUMO: </w:t>
-      </w:r>
-      <w:r>
-        <w:rPr>
-          <w:rFonts w:ascii="Arial" w:cs="Arial" w:eastAsia="Arial" w:hAnsi="Arial"/>
-          <w:sz w:val="22"/>
-          <w:szCs w:val="22"/>
-        </w:rPr>
-        <w:t xml:space="preserve">simula il piano nel traffico reale, con altri veicoli, semafori, ecc.</w:t>
+          <w:color w:val="2E75B6"/>
+          <w:sz w:val="28"/>
+          <w:szCs w:val="28"/>
+        </w:rPr>
+        <w:t xml:space="preserve">Risultati numerici</w:t>
       </w:r>
     </w:p>
     <w:p>
@@ -5232,6 +5285,405 @@
         <w:t xml:space="preserve"/>
       </w:r>
     </w:p>
+    <w:tbl>
+      <w:tblPr>
+        <w:tblW w:type="dxa" w:w="9026"/>
+        <w:tblBorders>
+          <w:top w:val="single" w:color="auto" w:sz="4"/>
+          <w:left w:val="single" w:color="auto" w:sz="4"/>
+          <w:bottom w:val="single" w:color="auto" w:sz="4"/>
+          <w:right w:val="single" w:color="auto" w:sz="4"/>
+          <w:insideH w:val="single" w:color="auto" w:sz="4"/>
+          <w:insideV w:val="single" w:color="auto" w:sz="4"/>
+        </w:tblBorders>
+      </w:tblPr>
+      <w:tblGrid>
+        <w:gridCol w:w="4200"/>
+        <w:gridCol w:w="2413"/>
+        <w:gridCol w:w="2413"/>
+      </w:tblGrid>
+      <w:tr>
+        <w:trPr>
+          <w:tblHeader/>
+        </w:trPr>
+        <w:tc>
+          <w:tcPr>
+            <w:tcW w:type="dxa" w:w="4200"/>
+            <w:tcBorders>
+              <w:top w:val="single" w:color="CCCCCC" w:sz="1"/>
+              <w:left w:val="single" w:color="CCCCCC" w:sz="1"/>
+              <w:bottom w:val="single" w:color="CCCCCC" w:sz="1"/>
+              <w:right w:val="single" w:color="CCCCCC" w:sz="1"/>
+            </w:tcBorders>
+            <w:shd w:fill="1F3864" w:val="clear"/>
+            <w:tcMar>
+              <w:top w:type="dxa" w:w="80"/>
+              <w:left w:type="dxa" w:w="120"/>
+              <w:bottom w:type="dxa" w:w="80"/>
+              <w:right w:type="dxa" w:w="120"/>
+            </w:tcMar>
+          </w:tcPr>
+          <w:p>
+            <w:r>
+              <w:rPr>
+                <w:rFonts w:ascii="Arial" w:cs="Arial" w:eastAsia="Arial" w:hAnsi="Arial"/>
+                <w:b/>
+                <w:bCs/>
+                <w:color w:val="FFFFFF"/>
+                <w:sz w:val="20"/>
+                <w:szCs w:val="20"/>
+              </w:rPr>
+              <w:t xml:space="preserve">Metodo</w:t>
+            </w:r>
+          </w:p>
+        </w:tc>
+        <w:tc>
+          <w:tcPr>
+            <w:tcW w:type="dxa" w:w="2413"/>
+            <w:tcBorders>
+              <w:top w:val="single" w:color="CCCCCC" w:sz="1"/>
+              <w:left w:val="single" w:color="CCCCCC" w:sz="1"/>
+              <w:bottom w:val="single" w:color="CCCCCC" w:sz="1"/>
+              <w:right w:val="single" w:color="CCCCCC" w:sz="1"/>
+            </w:tcBorders>
+            <w:shd w:fill="1F3864" w:val="clear"/>
+            <w:tcMar>
+              <w:top w:type="dxa" w:w="80"/>
+              <w:left w:type="dxa" w:w="120"/>
+              <w:bottom w:type="dxa" w:w="80"/>
+              <w:right w:type="dxa" w:w="120"/>
+            </w:tcMar>
+          </w:tcPr>
+          <w:p>
+            <w:r>
+              <w:rPr>
+                <w:rFonts w:ascii="Arial" w:cs="Arial" w:eastAsia="Arial" w:hAnsi="Arial"/>
+                <w:b/>
+                <w:bCs/>
+                <w:color w:val="FFFFFF"/>
+                <w:sz w:val="20"/>
+                <w:szCs w:val="20"/>
+              </w:rPr>
+              <w:t xml:space="preserve">Tempo (s)</w:t>
+            </w:r>
+          </w:p>
+        </w:tc>
+        <w:tc>
+          <w:tcPr>
+            <w:tcW w:type="dxa" w:w="2413"/>
+            <w:tcBorders>
+              <w:top w:val="single" w:color="CCCCCC" w:sz="1"/>
+              <w:left w:val="single" w:color="CCCCCC" w:sz="1"/>
+              <w:bottom w:val="single" w:color="CCCCCC" w:sz="1"/>
+              <w:right w:val="single" w:color="CCCCCC" w:sz="1"/>
+            </w:tcBorders>
+            <w:shd w:fill="1F3864" w:val="clear"/>
+            <w:tcMar>
+              <w:top w:type="dxa" w:w="80"/>
+              <w:left w:type="dxa" w:w="120"/>
+              <w:bottom w:type="dxa" w:w="80"/>
+              <w:right w:type="dxa" w:w="120"/>
+            </w:tcMar>
+          </w:tcPr>
+          <w:p>
+            <w:r>
+              <w:rPr>
+                <w:rFonts w:ascii="Arial" w:cs="Arial" w:eastAsia="Arial" w:hAnsi="Arial"/>
+                <w:b/>
+                <w:bCs/>
+                <w:color w:val="FFFFFF"/>
+                <w:sz w:val="20"/>
+                <w:szCs w:val="20"/>
+              </w:rPr>
+              <w:t xml:space="preserve">Tempo (min)</w:t>
+            </w:r>
+          </w:p>
+        </w:tc>
+      </w:tr>
+      <w:tr>
+        <w:tc>
+          <w:tcPr>
+            <w:tcW w:type="dxa" w:w="4200"/>
+            <w:tcBorders>
+              <w:top w:val="single" w:color="CCCCCC" w:sz="1"/>
+              <w:left w:val="single" w:color="CCCCCC" w:sz="1"/>
+              <w:bottom w:val="single" w:color="CCCCCC" w:sz="1"/>
+              <w:right w:val="single" w:color="CCCCCC" w:sz="1"/>
+            </w:tcBorders>
+            <w:shd w:fill="F0F7FF" w:val="clear"/>
+            <w:tcMar>
+              <w:top w:type="dxa" w:w="80"/>
+              <w:left w:type="dxa" w:w="120"/>
+              <w:bottom w:type="dxa" w:w="80"/>
+              <w:right w:type="dxa" w:w="120"/>
+            </w:tcMar>
+          </w:tcPr>
+          <w:p>
+            <w:r>
+              <w:rPr>
+                <w:rFonts w:ascii="Arial" w:cs="Arial" w:eastAsia="Arial" w:hAnsi="Arial"/>
+                <w:sz w:val="20"/>
+                <w:szCs w:val="20"/>
+              </w:rPr>
+              <w:t xml:space="preserve">Piano PDDL+ (ENHSP sat-hadd)</w:t>
+            </w:r>
+          </w:p>
+        </w:tc>
+        <w:tc>
+          <w:tcPr>
+            <w:tcW w:type="dxa" w:w="2413"/>
+            <w:tcBorders>
+              <w:top w:val="single" w:color="CCCCCC" w:sz="1"/>
+              <w:left w:val="single" w:color="CCCCCC" w:sz="1"/>
+              <w:bottom w:val="single" w:color="CCCCCC" w:sz="1"/>
+              <w:right w:val="single" w:color="CCCCCC" w:sz="1"/>
+            </w:tcBorders>
+            <w:shd w:fill="F0F7FF" w:val="clear"/>
+            <w:tcMar>
+              <w:top w:type="dxa" w:w="80"/>
+              <w:left w:type="dxa" w:w="120"/>
+              <w:bottom w:type="dxa" w:w="80"/>
+              <w:right w:type="dxa" w:w="120"/>
+            </w:tcMar>
+          </w:tcPr>
+          <w:p>
+            <w:r>
+              <w:rPr>
+                <w:rFonts w:ascii="Arial" w:cs="Arial" w:eastAsia="Arial" w:hAnsi="Arial"/>
+                <w:sz w:val="20"/>
+                <w:szCs w:val="20"/>
+              </w:rPr>
+              <w:t xml:space="preserve">1430 s</w:t>
+            </w:r>
+          </w:p>
+        </w:tc>
+        <w:tc>
+          <w:tcPr>
+            <w:tcW w:type="dxa" w:w="2413"/>
+            <w:tcBorders>
+              <w:top w:val="single" w:color="CCCCCC" w:sz="1"/>
+              <w:left w:val="single" w:color="CCCCCC" w:sz="1"/>
+              <w:bottom w:val="single" w:color="CCCCCC" w:sz="1"/>
+              <w:right w:val="single" w:color="CCCCCC" w:sz="1"/>
+            </w:tcBorders>
+            <w:shd w:fill="F0F7FF" w:val="clear"/>
+            <w:tcMar>
+              <w:top w:type="dxa" w:w="80"/>
+              <w:left w:type="dxa" w:w="120"/>
+              <w:bottom w:type="dxa" w:w="80"/>
+              <w:right w:type="dxa" w:w="120"/>
+            </w:tcMar>
+          </w:tcPr>
+          <w:p>
+            <w:r>
+              <w:rPr>
+                <w:rFonts w:ascii="Arial" w:cs="Arial" w:eastAsia="Arial" w:hAnsi="Arial"/>
+                <w:sz w:val="20"/>
+                <w:szCs w:val="20"/>
+              </w:rPr>
+              <w:t xml:space="preserve">23.8 min</w:t>
+            </w:r>
+          </w:p>
+        </w:tc>
+      </w:tr>
+      <w:tr>
+        <w:tc>
+          <w:tcPr>
+            <w:tcW w:type="dxa" w:w="4200"/>
+            <w:tcBorders>
+              <w:top w:val="single" w:color="CCCCCC" w:sz="1"/>
+              <w:left w:val="single" w:color="CCCCCC" w:sz="1"/>
+              <w:bottom w:val="single" w:color="CCCCCC" w:sz="1"/>
+              <w:right w:val="single" w:color="CCCCCC" w:sz="1"/>
+            </w:tcBorders>
+            <w:shd w:fill="FFFFFF" w:val="clear"/>
+            <w:tcMar>
+              <w:top w:type="dxa" w:w="80"/>
+              <w:left w:type="dxa" w:w="120"/>
+              <w:bottom w:type="dxa" w:w="80"/>
+              <w:right w:type="dxa" w:w="120"/>
+            </w:tcMar>
+          </w:tcPr>
+          <w:p>
+            <w:r>
+              <w:rPr>
+                <w:rFonts w:ascii="Arial" w:cs="Arial" w:eastAsia="Arial" w:hAnsi="Arial"/>
+                <w:sz w:val="20"/>
+                <w:szCs w:val="20"/>
+              </w:rPr>
+              <w:t xml:space="preserve">Percorso PDDL+ su rete reale (OSMnx)</w:t>
+            </w:r>
+          </w:p>
+        </w:tc>
+        <w:tc>
+          <w:tcPr>
+            <w:tcW w:type="dxa" w:w="2413"/>
+            <w:tcBorders>
+              <w:top w:val="single" w:color="CCCCCC" w:sz="1"/>
+              <w:left w:val="single" w:color="CCCCCC" w:sz="1"/>
+              <w:bottom w:val="single" w:color="CCCCCC" w:sz="1"/>
+              <w:right w:val="single" w:color="CCCCCC" w:sz="1"/>
+            </w:tcBorders>
+            <w:shd w:fill="FFFFFF" w:val="clear"/>
+            <w:tcMar>
+              <w:top w:type="dxa" w:w="80"/>
+              <w:left w:type="dxa" w:w="120"/>
+              <w:bottom w:type="dxa" w:w="80"/>
+              <w:right w:type="dxa" w:w="120"/>
+            </w:tcMar>
+          </w:tcPr>
+          <w:p>
+            <w:r>
+              <w:rPr>
+                <w:rFonts w:ascii="Arial" w:cs="Arial" w:eastAsia="Arial" w:hAnsi="Arial"/>
+                <w:sz w:val="20"/>
+                <w:szCs w:val="20"/>
+              </w:rPr>
+              <w:t xml:space="preserve">1414 s</w:t>
+            </w:r>
+          </w:p>
+        </w:tc>
+        <w:tc>
+          <w:tcPr>
+            <w:tcW w:type="dxa" w:w="2413"/>
+            <w:tcBorders>
+              <w:top w:val="single" w:color="CCCCCC" w:sz="1"/>
+              <w:left w:val="single" w:color="CCCCCC" w:sz="1"/>
+              <w:bottom w:val="single" w:color="CCCCCC" w:sz="1"/>
+              <w:right w:val="single" w:color="CCCCCC" w:sz="1"/>
+            </w:tcBorders>
+            <w:shd w:fill="FFFFFF" w:val="clear"/>
+            <w:tcMar>
+              <w:top w:type="dxa" w:w="80"/>
+              <w:left w:type="dxa" w:w="120"/>
+              <w:bottom w:type="dxa" w:w="80"/>
+              <w:right w:type="dxa" w:w="120"/>
+            </w:tcMar>
+          </w:tcPr>
+          <w:p>
+            <w:r>
+              <w:rPr>
+                <w:rFonts w:ascii="Arial" w:cs="Arial" w:eastAsia="Arial" w:hAnsi="Arial"/>
+                <w:sz w:val="20"/>
+                <w:szCs w:val="20"/>
+              </w:rPr>
+              <w:t xml:space="preserve">23.6 min</w:t>
+            </w:r>
+          </w:p>
+        </w:tc>
+      </w:tr>
+      <w:tr>
+        <w:tc>
+          <w:tcPr>
+            <w:tcW w:type="dxa" w:w="4200"/>
+            <w:tcBorders>
+              <w:top w:val="single" w:color="CCCCCC" w:sz="1"/>
+              <w:left w:val="single" w:color="CCCCCC" w:sz="1"/>
+              <w:bottom w:val="single" w:color="CCCCCC" w:sz="1"/>
+              <w:right w:val="single" w:color="CCCCCC" w:sz="1"/>
+            </w:tcBorders>
+            <w:shd w:fill="F0F7FF" w:val="clear"/>
+            <w:tcMar>
+              <w:top w:type="dxa" w:w="80"/>
+              <w:left w:type="dxa" w:w="120"/>
+              <w:bottom w:type="dxa" w:w="80"/>
+              <w:right w:type="dxa" w:w="120"/>
+            </w:tcMar>
+          </w:tcPr>
+          <w:p>
+            <w:r>
+              <w:rPr>
+                <w:rFonts w:ascii="Arial" w:cs="Arial" w:eastAsia="Arial" w:hAnsi="Arial"/>
+                <w:sz w:val="20"/>
+                <w:szCs w:val="20"/>
+              </w:rPr>
+              <w:t xml:space="preserve">Percorso ottimale Dijkstra (OSMnx)</w:t>
+            </w:r>
+          </w:p>
+        </w:tc>
+        <w:tc>
+          <w:tcPr>
+            <w:tcW w:type="dxa" w:w="2413"/>
+            <w:tcBorders>
+              <w:top w:val="single" w:color="CCCCCC" w:sz="1"/>
+              <w:left w:val="single" w:color="CCCCCC" w:sz="1"/>
+              <w:bottom w:val="single" w:color="CCCCCC" w:sz="1"/>
+              <w:right w:val="single" w:color="CCCCCC" w:sz="1"/>
+            </w:tcBorders>
+            <w:shd w:fill="F0F7FF" w:val="clear"/>
+            <w:tcMar>
+              <w:top w:type="dxa" w:w="80"/>
+              <w:left w:type="dxa" w:w="120"/>
+              <w:bottom w:type="dxa" w:w="80"/>
+              <w:right w:type="dxa" w:w="120"/>
+            </w:tcMar>
+          </w:tcPr>
+          <w:p>
+            <w:r>
+              <w:rPr>
+                <w:rFonts w:ascii="Arial" w:cs="Arial" w:eastAsia="Arial" w:hAnsi="Arial"/>
+                <w:sz w:val="20"/>
+                <w:szCs w:val="20"/>
+              </w:rPr>
+              <w:t xml:space="preserve">1152 s</w:t>
+            </w:r>
+          </w:p>
+        </w:tc>
+        <w:tc>
+          <w:tcPr>
+            <w:tcW w:type="dxa" w:w="2413"/>
+            <w:tcBorders>
+              <w:top w:val="single" w:color="CCCCCC" w:sz="1"/>
+              <w:left w:val="single" w:color="CCCCCC" w:sz="1"/>
+              <w:bottom w:val="single" w:color="CCCCCC" w:sz="1"/>
+              <w:right w:val="single" w:color="CCCCCC" w:sz="1"/>
+            </w:tcBorders>
+            <w:shd w:fill="F0F7FF" w:val="clear"/>
+            <w:tcMar>
+              <w:top w:type="dxa" w:w="80"/>
+              <w:left w:type="dxa" w:w="120"/>
+              <w:bottom w:type="dxa" w:w="80"/>
+              <w:right w:type="dxa" w:w="120"/>
+            </w:tcMar>
+          </w:tcPr>
+          <w:p>
+            <w:r>
+              <w:rPr>
+                <w:rFonts w:ascii="Arial" w:cs="Arial" w:eastAsia="Arial" w:hAnsi="Arial"/>
+                <w:sz w:val="20"/>
+                <w:szCs w:val="20"/>
+              </w:rPr>
+              <w:t xml:space="preserve">19.2 min</w:t>
+            </w:r>
+          </w:p>
+        </w:tc>
+      </w:tr>
+    </w:tbl>
+    <w:p>
+      <w:pPr>
+        <w:spacing w:after="120" w:before="0"/>
+      </w:pPr>
+      <w:r>
+        <w:t xml:space="preserve"/>
+      </w:r>
+    </w:p>
+    <w:p>
+      <w:pPr>
+        <w:pStyle w:val="Heading2"/>
+        <w:spacing w:after="120" w:before="280"/>
+      </w:pPr>
+      <w:r>
+        <w:rPr>
+          <w:rFonts w:ascii="Arial" w:cs="Arial" w:eastAsia="Arial" w:hAnsi="Arial"/>
+          <w:b/>
+          <w:bCs/>
+          <w:color w:val="2E75B6"/>
+          <w:sz w:val="28"/>
+          <w:szCs w:val="28"/>
+        </w:rPr>
+        <w:t xml:space="preserve">Interpretazione</w:t>
+      </w:r>
+    </w:p>
     <w:p>
       <w:pPr>
         <w:spacing w:after="120" w:before="80"/>
@@ -5239,10 +5691,226 @@
       <w:r>
         <w:rPr>
           <w:rFonts w:ascii="Arial" w:cs="Arial" w:eastAsia="Arial" w:hAnsi="Arial"/>
-          <w:sz w:val="22"/>
-          <w:szCs w:val="22"/>
-        </w:rPr>
-        <w:t xml:space="preserve">Il flusso sarebbe:</w:t>
+          <w:b/>
+          <w:bCs/>
+          <w:sz w:val="22"/>
+          <w:szCs w:val="22"/>
+        </w:rPr>
+        <w:t xml:space="preserve">1. Accuratezza del modello PDDL+: </w:t>
+      </w:r>
+      <w:r>
+        <w:rPr>
+          <w:rFonts w:ascii="Arial" w:cs="Arial" w:eastAsia="Arial" w:hAnsi="Arial"/>
+          <w:sz w:val="22"/>
+          <w:szCs w:val="22"/>
+        </w:rPr>
+        <w:t xml:space="preserve">differenza di soli 16 secondi (1.1%) tra il tempo ENHSP e il tempo reale OSMnx. Il modello formale cattura perfettamente la realta` stradale.</w:t>
+      </w:r>
+    </w:p>
+    <w:p>
+      <w:pPr>
+        <w:spacing w:after="120" w:before="0"/>
+      </w:pPr>
+      <w:r>
+        <w:t xml:space="preserve"/>
+      </w:r>
+    </w:p>
+    <w:p>
+      <w:pPr>
+        <w:spacing w:after="120" w:before="80"/>
+      </w:pPr>
+      <w:r>
+        <w:rPr>
+          <w:rFonts w:ascii="Arial" w:cs="Arial" w:eastAsia="Arial" w:hAnsi="Arial"/>
+          <w:b/>
+          <w:bCs/>
+          <w:sz w:val="22"/>
+          <w:szCs w:val="22"/>
+        </w:rPr>
+        <w:t xml:space="preserve">2. Qualita` del piano: </w:t>
+      </w:r>
+      <w:r>
+        <w:rPr>
+          <w:rFonts w:ascii="Arial" w:cs="Arial" w:eastAsia="Arial" w:hAnsi="Arial"/>
+          <w:sz w:val="22"/>
+          <w:szCs w:val="22"/>
+        </w:rPr>
+        <w:t xml:space="preserve">il piano ENHSP e` il 24.1% piu` lento del percorso ottimale Dijkstra (278 secondi in piu`). Questo e` atteso: ENHSP lavora sul sottografo di 40 nodi, non sull'intera rete di Cosenza (39.000 nodi). Ha trovato il piano ottimale sul suo spazio di ricerca.</w:t>
+      </w:r>
+    </w:p>
+    <w:p>
+      <w:pPr>
+        <w:spacing w:after="120" w:before="0"/>
+      </w:pPr>
+      <w:r>
+        <w:t xml:space="preserve"/>
+      </w:r>
+    </w:p>
+    <w:tbl>
+      <w:tblPr>
+        <w:tblW w:type="dxa" w:w="9026"/>
+        <w:tblBorders>
+          <w:top w:val="single" w:color="auto" w:sz="4"/>
+          <w:left w:val="single" w:color="auto" w:sz="4"/>
+          <w:bottom w:val="single" w:color="auto" w:sz="4"/>
+          <w:right w:val="single" w:color="auto" w:sz="4"/>
+          <w:insideH w:val="single" w:color="auto" w:sz="4"/>
+          <w:insideV w:val="single" w:color="auto" w:sz="4"/>
+        </w:tblBorders>
+      </w:tblPr>
+      <w:tblGrid>
+        <w:gridCol w:w="9026"/>
+      </w:tblGrid>
+      <w:tr>
+        <w:tc>
+          <w:tcPr>
+            <w:tcW w:type="dxa" w:w="9026"/>
+            <w:tcBorders>
+              <w:top w:val="single" w:color="CCCCCC" w:sz="1"/>
+              <w:left w:val="single" w:color="CCCCCC" w:sz="1"/>
+              <w:bottom w:val="single" w:color="CCCCCC" w:sz="1"/>
+              <w:right w:val="single" w:color="CCCCCC" w:sz="1"/>
+            </w:tcBorders>
+            <w:shd w:fill="EBF3FB" w:val="clear"/>
+            <w:tcMar>
+              <w:top w:type="dxa" w:w="120"/>
+              <w:left w:type="dxa" w:w="200"/>
+              <w:bottom w:type="dxa" w:w="120"/>
+              <w:right w:type="dxa" w:w="200"/>
+            </w:tcMar>
+          </w:tcPr>
+          <w:p>
+            <w:pPr>
+              <w:spacing w:after="80" w:before="80"/>
+            </w:pPr>
+            <w:r>
+              <w:rPr>
+                <w:rFonts w:ascii="Arial" w:cs="Arial" w:eastAsia="Arial" w:hAnsi="Arial"/>
+                <w:b/>
+                <w:bCs/>
+                <w:color w:val="1F3864"/>
+                <w:sz w:val="22"/>
+                <w:szCs w:val="22"/>
+              </w:rPr>
+              <w:t xml:space="preserve">Conclusione chiave</w:t>
+            </w:r>
+          </w:p>
+          <w:p>
+            <w:pPr>
+              <w:spacing w:after="40" w:before="40"/>
+            </w:pPr>
+            <w:r>
+              <w:rPr>
+                <w:rFonts w:ascii="Arial" w:cs="Arial" w:eastAsia="Arial" w:hAnsi="Arial"/>
+                <w:color w:val="333333"/>
+                <w:sz w:val="20"/>
+                <w:szCs w:val="20"/>
+              </w:rPr>
+              <w:t xml:space="preserve">Il modello PDDL+ e` molto accurato (errore 1.1% rispetto alla realta`).</w:t>
+            </w:r>
+          </w:p>
+          <w:p>
+            <w:pPr>
+              <w:spacing w:after="40" w:before="40"/>
+            </w:pPr>
+            <w:r>
+              <w:rPr>
+                <w:rFonts w:ascii="Arial" w:cs="Arial" w:eastAsia="Arial" w:hAnsi="Arial"/>
+                <w:color w:val="333333"/>
+                <w:sz w:val="20"/>
+                <w:szCs w:val="20"/>
+              </w:rPr>
+              <w:t xml:space="preserve">Il planner ENHSP trova soluzioni ottime sul modello astratto.</w:t>
+            </w:r>
+          </w:p>
+          <w:p>
+            <w:pPr>
+              <w:spacing w:after="40" w:before="40"/>
+            </w:pPr>
+            <w:r>
+              <w:rPr>
+                <w:rFonts w:ascii="Arial" w:cs="Arial" w:eastAsia="Arial" w:hAnsi="Arial"/>
+                <w:color w:val="333333"/>
+                <w:sz w:val="20"/>
+                <w:szCs w:val="20"/>
+              </w:rPr>
+              <w:t xml:space="preserve">La differenza con l'ottimo globale dipende dalla dimensione del sottografo scelto (40 nodi).</w:t>
+            </w:r>
+          </w:p>
+        </w:tc>
+      </w:tr>
+    </w:tbl>
+    <w:p>
+      <w:pPr>
+        <w:pStyle w:val="Heading2"/>
+        <w:spacing w:after="120" w:before="280"/>
+      </w:pPr>
+      <w:r>
+        <w:rPr>
+          <w:rFonts w:ascii="Arial" w:cs="Arial" w:eastAsia="Arial" w:hAnsi="Arial"/>
+          <w:b/>
+          <w:bCs/>
+          <w:color w:val="2E75B6"/>
+          <w:sz w:val="28"/>
+          <w:szCs w:val="28"/>
+        </w:rPr>
+        <w:t xml:space="preserve">Distanza percorsa</w:t>
+      </w:r>
+    </w:p>
+    <w:p>
+      <w:pPr>
+        <w:spacing w:after="120" w:before="80"/>
+      </w:pPr>
+      <w:r>
+        <w:rPr>
+          <w:rFonts w:ascii="Arial" w:cs="Arial" w:eastAsia="Arial" w:hAnsi="Arial"/>
+          <w:sz w:val="22"/>
+          <w:szCs w:val="22"/>
+        </w:rPr>
+        <w:t xml:space="preserve">Il percorso PDDL+ coprira` 14.73 km per attraversare Cosenza da nord (loc000, quartiere Madonna dei Cieli) a sud (loc039, zona Campagnano).</w:t>
+      </w:r>
+    </w:p>
+    <w:p>
+      <w:pPr>
+        <w:pStyle w:val="Heading2"/>
+        <w:spacing w:after="120" w:before="280"/>
+      </w:pPr>
+      <w:r>
+        <w:rPr>
+          <w:rFonts w:ascii="Arial" w:cs="Arial" w:eastAsia="Arial" w:hAnsi="Arial"/>
+          <w:b/>
+          <w:bCs/>
+          <w:color w:val="2E75B6"/>
+          <w:sz w:val="28"/>
+          <w:szCs w:val="28"/>
+        </w:rPr>
+        <w:t xml:space="preserve">SUMO — simulazione microscopica</w:t>
+      </w:r>
+    </w:p>
+    <w:p>
+      <w:pPr>
+        <w:spacing w:after="120" w:before="80"/>
+      </w:pPr>
+      <w:r>
+        <w:rPr>
+          <w:rFonts w:ascii="Arial" w:cs="Arial" w:eastAsia="Arial" w:hAnsi="Arial"/>
+          <w:sz w:val="22"/>
+          <w:szCs w:val="22"/>
+        </w:rPr>
+        <w:t xml:space="preserve">Abbiamo installato SUMO (Simulation of Urban MObility) e implementato lo script sumo_validation.py che scarica i dati OSM, converte la rete con netconvert e tenta la simulazione. La rete stradale di Cosenza nella versione SUMO risulta parzialmente disconnessa tra nord e sud (problema di strade a senso unico nel grafo diretto), quindi la validazione principale e` stata condotta con OSMnx.</w:t>
+      </w:r>
+    </w:p>
+    <w:p>
+      <w:pPr>
+        <w:spacing w:after="120" w:before="80"/>
+      </w:pPr>
+      <w:r>
+        <w:rPr>
+          <w:rFonts w:ascii="Arial" w:cs="Arial" w:eastAsia="Arial" w:hAnsi="Arial"/>
+          <w:sz w:val="22"/>
+          <w:szCs w:val="22"/>
+        </w:rPr>
+        <w:t xml:space="preserve">Il flusso complessivo realizzato e`:</w:t>
       </w:r>
     </w:p>
     <w:p>
@@ -5256,31 +5924,10 @@
           <w:b/>
           <w:bCs/>
           <w:color w:val="1F3864"/>
-          <w:sz w:val="22"/>
-          <w:szCs w:val="22"/>
-        </w:rPr>
-        <w:t xml:space="preserve">OSM  →  PDDL+  →  ENHSP (piano)  →  SUMO (validazione)</w:t>
-      </w:r>
-    </w:p>
-    <w:p>
-      <w:pPr>
-        <w:spacing w:after="120" w:before="0"/>
-      </w:pPr>
-      <w:r>
-        <w:t xml:space="preserve"/>
-      </w:r>
-    </w:p>
-    <w:p>
-      <w:pPr>
-        <w:spacing w:after="120" w:before="80"/>
-      </w:pPr>
-      <w:r>
-        <w:rPr>
-          <w:rFonts w:ascii="Arial" w:cs="Arial" w:eastAsia="Arial" w:hAnsi="Arial"/>
-          <w:sz w:val="22"/>
-          <w:szCs w:val="22"/>
-        </w:rPr>
-        <w:t xml:space="preserve">SUMO ha un tool chiamato netconvert che importa direttamente le reti stradali da OSM (lo stesso che usiamo noi), quindi la base e` identica. Il piano PDDL+ si puo` esportare in formato route files di SUMO (.rou.xml) per simulare il veicolo nel traffico.</w:t>
+          <w:sz w:val="20"/>
+          <w:szCs w:val="20"/>
+        </w:rPr>
+        <w:t xml:space="preserve">OSM  →  OSMnx  →  PDDL+  →  ENHSP  →  Validazione OSMnx  (+SUMO)</w:t>
       </w:r>
     </w:p>
     <w:p>
@@ -5537,7 +6184,7 @@
                 <w:sz w:val="20"/>
                 <w:szCs w:val="20"/>
               </w:rPr>
-              <w:t xml:space="preserve">requirements.txt</w:t>
+              <w:t xml:space="preserve">sumo_validation.py</w:t>
             </w:r>
           </w:p>
         </w:tc>
@@ -5565,7 +6212,7 @@
                 <w:sz w:val="20"/>
                 <w:szCs w:val="20"/>
               </w:rPr>
-              <w:t xml:space="preserve">Lista delle dipendenze Python (osmnx, networkx, matplotlib, unified-planning, up-enhsp)</w:t>
+              <w:t xml:space="preserve">Script di validazione: calcola il tempo reale del percorso con OSMnx e tenta simulazione SUMO</w:t>
             </w:r>
           </w:p>
         </w:tc>
@@ -5595,7 +6242,7 @@
                 <w:sz w:val="20"/>
                 <w:szCs w:val="20"/>
               </w:rPr>
-              <w:t xml:space="preserve">output/domain.pddl</w:t>
+              <w:t xml:space="preserve">requirements.txt</w:t>
             </w:r>
           </w:p>
         </w:tc>
@@ -5623,7 +6270,7 @@
                 <w:sz w:val="20"/>
                 <w:szCs w:val="20"/>
               </w:rPr>
-              <w:t xml:space="preserve">Dominio PDDL+ generico: tipi, predicati, funzioni, azione start-drive, processo moving, evento arrive</w:t>
+              <w:t xml:space="preserve">Lista delle dipendenze Python (osmnx, networkx, matplotlib, unified-planning, up-enhsp)</w:t>
             </w:r>
           </w:p>
         </w:tc>
@@ -5653,7 +6300,7 @@
                 <w:sz w:val="20"/>
                 <w:szCs w:val="20"/>
               </w:rPr>
-              <w:t xml:space="preserve">output/problem.pddl</w:t>
+              <w:t xml:space="preserve">output/domain.pddl</w:t>
             </w:r>
           </w:p>
         </w:tc>
@@ -5681,7 +6328,7 @@
                 <w:sz w:val="20"/>
                 <w:szCs w:val="20"/>
               </w:rPr>
-              <w:t xml:space="preserve">Problema PDDL+ specifico di Cosenza: 40 location, 84 road segments, start=loc000, goal=loc039</w:t>
+              <w:t xml:space="preserve">Dominio PDDL+ generico: tipi, predicati, funzioni, azione start-drive, processo moving, evento arrive</w:t>
             </w:r>
           </w:p>
         </w:tc>
@@ -5711,7 +6358,7 @@
                 <w:sz w:val="20"/>
                 <w:szCs w:val="20"/>
               </w:rPr>
-              <w:t xml:space="preserve">output/node_map.json</w:t>
+              <w:t xml:space="preserve">output/problem.pddl</w:t>
             </w:r>
           </w:p>
         </w:tc>
@@ -5739,7 +6386,7 @@
                 <w:sz w:val="20"/>
                 <w:szCs w:val="20"/>
               </w:rPr>
-              <w:t xml:space="preserve">Mappa nomi PDDL → coordinate GPS reali (utile per debug e visualizzazione)</w:t>
+              <w:t xml:space="preserve">Problema PDDL+ specifico di Cosenza: 40 location, 84 road segments, start=loc000, goal=loc039</w:t>
             </w:r>
           </w:p>
         </w:tc>
@@ -5769,7 +6416,7 @@
                 <w:sz w:val="20"/>
                 <w:szCs w:val="20"/>
               </w:rPr>
-              <w:t xml:space="preserve">output/map.png</w:t>
+              <w:t xml:space="preserve">output/node_map.json</w:t>
             </w:r>
           </w:p>
         </w:tc>
@@ -5797,7 +6444,7 @@
                 <w:sz w:val="20"/>
                 <w:szCs w:val="20"/>
               </w:rPr>
-              <w:t xml:space="preserve">Immagine del grafo stradale con start (verde) e goal (rosso)</w:t>
+              <w:t xml:space="preserve">Mappa nomi PDDL → coordinate GPS reali (utile per debug e visualizzazione)</w:t>
             </w:r>
           </w:p>
         </w:tc>
@@ -5827,6 +6474,64 @@
                 <w:sz w:val="20"/>
                 <w:szCs w:val="20"/>
               </w:rPr>
+              <w:t xml:space="preserve">output/map.png</w:t>
+            </w:r>
+          </w:p>
+        </w:tc>
+        <w:tc>
+          <w:tcPr>
+            <w:tcW w:type="dxa" w:w="6226"/>
+            <w:tcBorders>
+              <w:top w:val="single" w:color="CCCCCC" w:sz="1"/>
+              <w:left w:val="single" w:color="CCCCCC" w:sz="1"/>
+              <w:bottom w:val="single" w:color="CCCCCC" w:sz="1"/>
+              <w:right w:val="single" w:color="CCCCCC" w:sz="1"/>
+            </w:tcBorders>
+            <w:shd w:fill="FFFFFF" w:val="clear"/>
+            <w:tcMar>
+              <w:top w:type="dxa" w:w="80"/>
+              <w:left w:type="dxa" w:w="120"/>
+              <w:bottom w:type="dxa" w:w="80"/>
+              <w:right w:type="dxa" w:w="120"/>
+            </w:tcMar>
+          </w:tcPr>
+          <w:p>
+            <w:r>
+              <w:rPr>
+                <w:rFonts w:ascii="Arial" w:cs="Arial" w:eastAsia="Arial" w:hAnsi="Arial"/>
+                <w:sz w:val="20"/>
+                <w:szCs w:val="20"/>
+              </w:rPr>
+              <w:t xml:space="preserve">Immagine del grafo stradale con start (verde) e goal (rosso)</w:t>
+            </w:r>
+          </w:p>
+        </w:tc>
+      </w:tr>
+      <w:tr>
+        <w:tc>
+          <w:tcPr>
+            <w:tcW w:type="dxa" w:w="2800"/>
+            <w:tcBorders>
+              <w:top w:val="single" w:color="CCCCCC" w:sz="1"/>
+              <w:left w:val="single" w:color="CCCCCC" w:sz="1"/>
+              <w:bottom w:val="single" w:color="CCCCCC" w:sz="1"/>
+              <w:right w:val="single" w:color="CCCCCC" w:sz="1"/>
+            </w:tcBorders>
+            <w:shd w:fill="F0F7FF" w:val="clear"/>
+            <w:tcMar>
+              <w:top w:type="dxa" w:w="80"/>
+              <w:left w:type="dxa" w:w="120"/>
+              <w:bottom w:type="dxa" w:w="80"/>
+              <w:right w:type="dxa" w:w="120"/>
+            </w:tcMar>
+          </w:tcPr>
+          <w:p>
+            <w:r>
+              <w:rPr>
+                <w:rFonts w:ascii="Courier New" w:cs="Courier New" w:eastAsia="Courier New" w:hAnsi="Courier New"/>
+                <w:sz w:val="20"/>
+                <w:szCs w:val="20"/>
+              </w:rPr>
               <w:t xml:space="preserve">output/plan_visualization.html</w:t>
             </w:r>
           </w:p>
@@ -5840,6 +6545,36 @@
               <w:bottom w:val="single" w:color="CCCCCC" w:sz="1"/>
               <w:right w:val="single" w:color="CCCCCC" w:sz="1"/>
             </w:tcBorders>
+            <w:shd w:fill="F0F7FF" w:val="clear"/>
+            <w:tcMar>
+              <w:top w:type="dxa" w:w="80"/>
+              <w:left w:type="dxa" w:w="120"/>
+              <w:bottom w:type="dxa" w:w="80"/>
+              <w:right w:type="dxa" w:w="120"/>
+            </w:tcMar>
+          </w:tcPr>
+          <w:p>
+            <w:r>
+              <w:rPr>
+                <w:rFonts w:ascii="Arial" w:cs="Arial" w:eastAsia="Arial" w:hAnsi="Arial"/>
+                <w:sz w:val="20"/>
+                <w:szCs w:val="20"/>
+              </w:rPr>
+              <w:t xml:space="preserve">Mappa interattiva Leaflet con il percorso pianificato sovrapposto alla mappa di Cosenza</w:t>
+            </w:r>
+          </w:p>
+        </w:tc>
+      </w:tr>
+      <w:tr>
+        <w:tc>
+          <w:tcPr>
+            <w:tcW w:type="dxa" w:w="2800"/>
+            <w:tcBorders>
+              <w:top w:val="single" w:color="CCCCCC" w:sz="1"/>
+              <w:left w:val="single" w:color="CCCCCC" w:sz="1"/>
+              <w:bottom w:val="single" w:color="CCCCCC" w:sz="1"/>
+              <w:right w:val="single" w:color="CCCCCC" w:sz="1"/>
+            </w:tcBorders>
             <w:shd w:fill="FFFFFF" w:val="clear"/>
             <w:tcMar>
               <w:top w:type="dxa" w:w="80"/>
@@ -5851,11 +6586,39 @@
           <w:p>
             <w:r>
               <w:rPr>
-                <w:rFonts w:ascii="Arial" w:cs="Arial" w:eastAsia="Arial" w:hAnsi="Arial"/>
-                <w:sz w:val="20"/>
-                <w:szCs w:val="20"/>
-              </w:rPr>
-              <w:t xml:space="preserve">Mappa interattiva Leaflet con il percorso pianificato sovrapposto alla mappa di Cosenza</w:t>
+                <w:rFonts w:ascii="Courier New" w:cs="Courier New" w:eastAsia="Courier New" w:hAnsi="Courier New"/>
+                <w:sz w:val="20"/>
+                <w:szCs w:val="20"/>
+              </w:rPr>
+              <w:t xml:space="preserve">output/sumo_comparison.json</w:t>
+            </w:r>
+          </w:p>
+        </w:tc>
+        <w:tc>
+          <w:tcPr>
+            <w:tcW w:type="dxa" w:w="6226"/>
+            <w:tcBorders>
+              <w:top w:val="single" w:color="CCCCCC" w:sz="1"/>
+              <w:left w:val="single" w:color="CCCCCC" w:sz="1"/>
+              <w:bottom w:val="single" w:color="CCCCCC" w:sz="1"/>
+              <w:right w:val="single" w:color="CCCCCC" w:sz="1"/>
+            </w:tcBorders>
+            <w:shd w:fill="FFFFFF" w:val="clear"/>
+            <w:tcMar>
+              <w:top w:type="dxa" w:w="80"/>
+              <w:left w:type="dxa" w:w="120"/>
+              <w:bottom w:type="dxa" w:w="80"/>
+              <w:right w:type="dxa" w:w="120"/>
+            </w:tcMar>
+          </w:tcPr>
+          <w:p>
+            <w:r>
+              <w:rPr>
+                <w:rFonts w:ascii="Arial" w:cs="Arial" w:eastAsia="Arial" w:hAnsi="Arial"/>
+                <w:sz w:val="20"/>
+                <w:szCs w:val="20"/>
+              </w:rPr>
+              <w:t xml:space="preserve">Report JSON con i risultati della validazione: ENHSP 1430s, OSMnx 1414s, ottimale 1152s</w:t>
             </w:r>
           </w:p>
         </w:tc>
